--- a/resume/roles/ml-engineer/Archit_Agrawal_Machine_Learning_Engineer.docx
+++ b/resume/roles/ml-engineer/Archit_Agrawal_Machine_Learning_Engineer.docx
@@ -29,7 +29,7 @@
           <w:szCs w:val="17"/>
           <w:color w:val="111111"/>
         </w:rPr>
-        <w:t xml:space="preserve">Phoenix, AZ</w:t>
+        <w:t xml:space="preserve">San Francisco Bay Area</w:t>
       </w:r>
       <w:r>
         <w:rPr>
@@ -432,7 +432,7 @@
           <w:b/>
           <w:color w:val="111111"/>
         </w:rPr>
-        <w:t xml:space="preserve">07/2025 - 05/2026</w:t>
+        <w:t xml:space="preserve">07/2025 - 06/2026</w:t>
       </w:r>
     </w:p>
     <w:p>

--- a/resume/roles/ml-engineer/Archit_Agrawal_Machine_Learning_Engineer.docx
+++ b/resume/roles/ml-engineer/Archit_Agrawal_Machine_Learning_Engineer.docx
@@ -239,7 +239,7 @@
           <w:szCs w:val="21"/>
           <w:color w:val="111111"/>
         </w:rPr>
-        <w:t xml:space="preserve">Own architecture and delivery of an AI survey analytics platform on AWS Bedrock and Step Functions, with cited answers and deterministic calculations.</w:t>
+        <w:t xml:space="preserve">Own architecture and delivery of an AI analytics platform for any structured dataset on AWS Bedrock and Step Functions, with cited answers and deterministic calculations.</w:t>
       </w:r>
     </w:p>
     <w:p>
@@ -843,7 +843,7 @@
           <w:i/>
           <w:color w:val="111111"/>
         </w:rPr>
-        <w:t xml:space="preserve">Software Engineer | Intern Jan–Jun 2022; engineer Jun 2022–Jul 2023</w:t>
+        <w:t xml:space="preserve">Software Engineer</w:t>
       </w:r>
       <w:r>
         <w:tab/>

--- a/resume/roles/ml-engineer/Archit_Agrawal_Machine_Learning_Engineer.docx
+++ b/resume/roles/ml-engineer/Archit_Agrawal_Machine_Learning_Engineer.docx
@@ -10,8 +10,8 @@
       <w:r>
         <w:rPr>
           <w:rFonts w:ascii="Lato" w:hAnsi="Lato" w:cs="Lato"/>
-          <w:sz w:val="30"/>
-          <w:szCs w:val="30"/>
+          <w:sz w:val="36"/>
+          <w:szCs w:val="36"/>
           <w:color w:val="111111"/>
         </w:rPr>
         <w:t xml:space="preserve">ARCHIT AGRAWAL</w:t>
@@ -132,7 +132,7 @@
         <w:pBdr>
           <w:bottom w:val="single" w:sz="4" w:space="1" w:color="999999"/>
         </w:pBdr>
-        <w:spacing w:before="140" w:after="40" w:line="240" w:lineRule="auto"/>
+        <w:spacing w:before="120" w:after="40" w:line="240" w:lineRule="auto"/>
       </w:pPr>
       <w:r>
         <w:rPr>
@@ -151,7 +151,7 @@
         <w:tabs>
           <w:tab w:val="right" w:pos="10656"/>
         </w:tabs>
-        <w:spacing w:before="80" w:after="0" w:line="240" w:lineRule="auto"/>
+        <w:spacing w:before="60" w:after="0" w:line="248" w:lineRule="exact"/>
       </w:pPr>
       <w:r>
         <w:rPr>
@@ -183,7 +183,7 @@
         <w:tabs>
           <w:tab w:val="right" w:pos="10656"/>
         </w:tabs>
-        <w:spacing w:before="0" w:after="10" w:line="240" w:lineRule="auto"/>
+        <w:spacing w:before="0" w:after="10" w:line="248" w:lineRule="exact"/>
       </w:pPr>
       <w:r>
         <w:rPr>
@@ -211,7 +211,7 @@
     </w:p>
     <w:p>
       <w:pPr>
-        <w:spacing w:before="0" w:after="10" w:line="240" w:lineRule="auto"/>
+        <w:spacing w:before="0" w:after="10" w:line="248" w:lineRule="exact"/>
         <w:ind w:left="200" w:hanging="200"/>
       </w:pPr>
       <w:r>
@@ -244,7 +244,7 @@
     </w:p>
     <w:p>
       <w:pPr>
-        <w:spacing w:before="0" w:after="10" w:line="240" w:lineRule="auto"/>
+        <w:spacing w:before="0" w:after="10" w:line="248" w:lineRule="exact"/>
         <w:ind w:left="200" w:hanging="200"/>
       </w:pPr>
       <w:r>
@@ -277,7 +277,7 @@
     </w:p>
     <w:p>
       <w:pPr>
-        <w:spacing w:before="0" w:after="10" w:line="240" w:lineRule="auto"/>
+        <w:spacing w:before="0" w:after="10" w:line="248" w:lineRule="exact"/>
         <w:ind w:left="200" w:hanging="200"/>
       </w:pPr>
       <w:r>
@@ -314,7 +314,7 @@
         <w:tabs>
           <w:tab w:val="right" w:pos="10656"/>
         </w:tabs>
-        <w:spacing w:before="80" w:after="0" w:line="240" w:lineRule="auto"/>
+        <w:spacing w:before="60" w:after="0" w:line="248" w:lineRule="exact"/>
       </w:pPr>
       <w:r>
         <w:rPr>
@@ -346,7 +346,7 @@
         <w:tabs>
           <w:tab w:val="right" w:pos="10656"/>
         </w:tabs>
-        <w:spacing w:before="0" w:after="10" w:line="240" w:lineRule="auto"/>
+        <w:spacing w:before="0" w:after="10" w:line="248" w:lineRule="exact"/>
       </w:pPr>
       <w:r>
         <w:rPr>
@@ -374,7 +374,7 @@
     </w:p>
     <w:p>
       <w:pPr>
-        <w:spacing w:before="0" w:after="10" w:line="240" w:lineRule="auto"/>
+        <w:spacing w:before="0" w:after="10" w:line="248" w:lineRule="exact"/>
         <w:ind w:left="200" w:hanging="200"/>
       </w:pPr>
       <w:r>
@@ -407,7 +407,7 @@
     </w:p>
     <w:p>
       <w:pPr>
-        <w:spacing w:before="0" w:after="10" w:line="240" w:lineRule="auto"/>
+        <w:spacing w:before="0" w:after="10" w:line="248" w:lineRule="exact"/>
         <w:ind w:left="200" w:hanging="200"/>
       </w:pPr>
       <w:r>
@@ -444,7 +444,7 @@
         <w:tabs>
           <w:tab w:val="right" w:pos="10656"/>
         </w:tabs>
-        <w:spacing w:before="80" w:after="0" w:line="240" w:lineRule="auto"/>
+        <w:spacing w:before="60" w:after="0" w:line="248" w:lineRule="exact"/>
       </w:pPr>
       <w:r>
         <w:rPr>
@@ -476,7 +476,7 @@
         <w:tabs>
           <w:tab w:val="right" w:pos="10656"/>
         </w:tabs>
-        <w:spacing w:before="0" w:after="10" w:line="240" w:lineRule="auto"/>
+        <w:spacing w:before="0" w:after="10" w:line="248" w:lineRule="exact"/>
       </w:pPr>
       <w:r>
         <w:rPr>
@@ -504,7 +504,7 @@
     </w:p>
     <w:p>
       <w:pPr>
-        <w:spacing w:before="0" w:after="10" w:line="240" w:lineRule="auto"/>
+        <w:spacing w:before="0" w:after="10" w:line="248" w:lineRule="exact"/>
         <w:ind w:left="200" w:hanging="200"/>
       </w:pPr>
       <w:r>
@@ -537,7 +537,7 @@
     </w:p>
     <w:p>
       <w:pPr>
-        <w:spacing w:before="0" w:after="10" w:line="240" w:lineRule="auto"/>
+        <w:spacing w:before="0" w:after="10" w:line="248" w:lineRule="exact"/>
         <w:ind w:left="200" w:hanging="200"/>
       </w:pPr>
       <w:r>
@@ -574,7 +574,7 @@
         <w:tabs>
           <w:tab w:val="right" w:pos="10656"/>
         </w:tabs>
-        <w:spacing w:before="80" w:after="0" w:line="240" w:lineRule="auto"/>
+        <w:spacing w:before="60" w:after="0" w:line="248" w:lineRule="exact"/>
       </w:pPr>
       <w:r>
         <w:rPr>
@@ -606,7 +606,7 @@
         <w:tabs>
           <w:tab w:val="right" w:pos="10656"/>
         </w:tabs>
-        <w:spacing w:before="0" w:after="10" w:line="240" w:lineRule="auto"/>
+        <w:spacing w:before="0" w:after="10" w:line="248" w:lineRule="exact"/>
       </w:pPr>
       <w:r>
         <w:rPr>
@@ -634,7 +634,7 @@
     </w:p>
     <w:p>
       <w:pPr>
-        <w:spacing w:before="0" w:after="10" w:line="240" w:lineRule="auto"/>
+        <w:spacing w:before="0" w:after="10" w:line="248" w:lineRule="exact"/>
         <w:ind w:left="200" w:hanging="200"/>
       </w:pPr>
       <w:r>
@@ -667,7 +667,7 @@
     </w:p>
     <w:p>
       <w:pPr>
-        <w:spacing w:before="0" w:after="10" w:line="240" w:lineRule="auto"/>
+        <w:spacing w:before="0" w:after="10" w:line="248" w:lineRule="exact"/>
         <w:ind w:left="200" w:hanging="200"/>
       </w:pPr>
       <w:r>
@@ -704,7 +704,7 @@
         <w:tabs>
           <w:tab w:val="right" w:pos="10656"/>
         </w:tabs>
-        <w:spacing w:before="80" w:after="0" w:line="240" w:lineRule="auto"/>
+        <w:spacing w:before="60" w:after="0" w:line="248" w:lineRule="exact"/>
       </w:pPr>
       <w:r>
         <w:rPr>
@@ -736,7 +736,7 @@
         <w:tabs>
           <w:tab w:val="right" w:pos="10656"/>
         </w:tabs>
-        <w:spacing w:before="0" w:after="10" w:line="240" w:lineRule="auto"/>
+        <w:spacing w:before="0" w:after="10" w:line="248" w:lineRule="exact"/>
       </w:pPr>
       <w:r>
         <w:rPr>
@@ -764,7 +764,7 @@
     </w:p>
     <w:p>
       <w:pPr>
-        <w:spacing w:before="0" w:after="10" w:line="240" w:lineRule="auto"/>
+        <w:spacing w:before="0" w:after="10" w:line="248" w:lineRule="exact"/>
         <w:ind w:left="200" w:hanging="200"/>
       </w:pPr>
       <w:r>
@@ -801,7 +801,7 @@
         <w:tabs>
           <w:tab w:val="right" w:pos="10656"/>
         </w:tabs>
-        <w:spacing w:before="80" w:after="0" w:line="240" w:lineRule="auto"/>
+        <w:spacing w:before="60" w:after="0" w:line="248" w:lineRule="exact"/>
       </w:pPr>
       <w:r>
         <w:rPr>
@@ -833,7 +833,7 @@
         <w:tabs>
           <w:tab w:val="right" w:pos="10656"/>
         </w:tabs>
-        <w:spacing w:before="0" w:after="10" w:line="240" w:lineRule="auto"/>
+        <w:spacing w:before="0" w:after="10" w:line="248" w:lineRule="exact"/>
       </w:pPr>
       <w:r>
         <w:rPr>
@@ -861,7 +861,7 @@
     </w:p>
     <w:p>
       <w:pPr>
-        <w:spacing w:before="0" w:after="10" w:line="240" w:lineRule="auto"/>
+        <w:spacing w:before="0" w:after="10" w:line="248" w:lineRule="exact"/>
         <w:ind w:left="200" w:hanging="200"/>
       </w:pPr>
       <w:r>
@@ -898,7 +898,7 @@
         <w:pBdr>
           <w:bottom w:val="single" w:sz="4" w:space="1" w:color="999999"/>
         </w:pBdr>
-        <w:spacing w:before="140" w:after="40" w:line="240" w:lineRule="auto"/>
+        <w:spacing w:before="120" w:after="40" w:line="240" w:lineRule="auto"/>
       </w:pPr>
       <w:r>
         <w:rPr>
@@ -917,7 +917,7 @@
         <w:tabs>
           <w:tab w:val="right" w:pos="10656"/>
         </w:tabs>
-        <w:spacing w:before="80" w:after="0" w:line="240" w:lineRule="auto"/>
+        <w:spacing w:before="60" w:after="0" w:line="248" w:lineRule="exact"/>
       </w:pPr>
       <w:r>
         <w:rPr>
@@ -945,7 +945,7 @@
     </w:p>
     <w:p>
       <w:pPr>
-        <w:spacing w:before="0" w:after="10" w:line="240" w:lineRule="auto"/>
+        <w:spacing w:before="0" w:after="10" w:line="248" w:lineRule="exact"/>
         <w:ind w:left="200" w:hanging="200"/>
       </w:pPr>
       <w:r>
@@ -978,7 +978,7 @@
     </w:p>
     <w:p>
       <w:pPr>
-        <w:spacing w:before="0" w:after="10" w:line="240" w:lineRule="auto"/>
+        <w:spacing w:before="0" w:after="10" w:line="248" w:lineRule="exact"/>
         <w:ind w:left="200" w:hanging="200"/>
       </w:pPr>
       <w:r>
@@ -1015,7 +1015,7 @@
         <w:pBdr>
           <w:bottom w:val="single" w:sz="4" w:space="1" w:color="999999"/>
         </w:pBdr>
-        <w:spacing w:before="140" w:after="40" w:line="240" w:lineRule="auto"/>
+        <w:spacing w:before="120" w:after="40" w:line="240" w:lineRule="auto"/>
       </w:pPr>
       <w:r>
         <w:rPr>
@@ -1030,7 +1030,7 @@
     </w:p>
     <w:p>
       <w:pPr>
-        <w:spacing w:before="0" w:after="10" w:line="240" w:lineRule="auto"/>
+        <w:spacing w:before="0" w:after="10" w:line="248" w:lineRule="exact"/>
       </w:pPr>
       <w:r>
         <w:rPr>
@@ -1054,7 +1054,7 @@
     </w:p>
     <w:p>
       <w:pPr>
-        <w:spacing w:before="0" w:after="10" w:line="240" w:lineRule="auto"/>
+        <w:spacing w:before="0" w:after="10" w:line="248" w:lineRule="exact"/>
       </w:pPr>
       <w:r>
         <w:rPr>
@@ -1078,7 +1078,7 @@
     </w:p>
     <w:p>
       <w:pPr>
-        <w:spacing w:before="0" w:after="10" w:line="240" w:lineRule="auto"/>
+        <w:spacing w:before="0" w:after="10" w:line="248" w:lineRule="exact"/>
       </w:pPr>
       <w:r>
         <w:rPr>
@@ -1106,7 +1106,7 @@
         <w:pBdr>
           <w:bottom w:val="single" w:sz="4" w:space="1" w:color="999999"/>
         </w:pBdr>
-        <w:spacing w:before="140" w:after="40" w:line="240" w:lineRule="auto"/>
+        <w:spacing w:before="120" w:after="40" w:line="240" w:lineRule="auto"/>
       </w:pPr>
       <w:r>
         <w:rPr>
@@ -1125,7 +1125,7 @@
         <w:tabs>
           <w:tab w:val="right" w:pos="10656"/>
         </w:tabs>
-        <w:spacing w:before="80" w:after="0" w:line="240" w:lineRule="auto"/>
+        <w:spacing w:before="60" w:after="0" w:line="248" w:lineRule="exact"/>
       </w:pPr>
       <w:r>
         <w:rPr>
@@ -1156,7 +1156,7 @@
         <w:tabs>
           <w:tab w:val="right" w:pos="10656"/>
         </w:tabs>
-        <w:spacing w:before="0" w:after="10" w:line="240" w:lineRule="auto"/>
+        <w:spacing w:before="0" w:after="10" w:line="248" w:lineRule="exact"/>
       </w:pPr>
       <w:r>
         <w:rPr>
@@ -1188,7 +1188,7 @@
         <w:tabs>
           <w:tab w:val="right" w:pos="10656"/>
         </w:tabs>
-        <w:spacing w:before="80" w:after="0" w:line="240" w:lineRule="auto"/>
+        <w:spacing w:before="60" w:after="0" w:line="248" w:lineRule="exact"/>
       </w:pPr>
       <w:r>
         <w:rPr>
@@ -1219,7 +1219,7 @@
         <w:tabs>
           <w:tab w:val="right" w:pos="10656"/>
         </w:tabs>
-        <w:spacing w:before="0" w:after="10" w:line="240" w:lineRule="auto"/>
+        <w:spacing w:before="0" w:after="10" w:line="248" w:lineRule="exact"/>
       </w:pPr>
       <w:r>
         <w:rPr>

--- a/resume/roles/ml-engineer/Archit_Agrawal_Machine_Learning_Engineer.docx
+++ b/resume/roles/ml-engineer/Archit_Agrawal_Machine_Learning_Engineer.docx
@@ -239,7 +239,7 @@
           <w:szCs w:val="21"/>
           <w:color w:val="111111"/>
         </w:rPr>
-        <w:t xml:space="preserve">Own architecture and delivery of an AI analytics platform for any structured dataset on AWS Bedrock and Step Functions, with cited answers and deterministic calculations.</w:t>
+        <w:t xml:space="preserve">Own architecture and delivery of an AI analytics platform on AWS Bedrock and Step Functions that turns any structured dataset into cited, code-computed answers.</w:t>
       </w:r>
     </w:p>
     <w:p>
@@ -272,7 +272,7 @@
           <w:szCs w:val="21"/>
           <w:color w:val="111111"/>
         </w:rPr>
-        <w:t xml:space="preserve">Validated 25 statistical tests and six causal estimators against SciPy and statsmodels; achieved 68% on StatQA test selection.</w:t>
+        <w:t xml:space="preserve">Validated 25 statistical tests and six causal estimators against SciPy and statsmodels; scored 68% on a 100-question StatQA sample, against GPT-4o's best reported 64.83%.</w:t>
       </w:r>
     </w:p>
     <w:p>
@@ -1179,7 +1179,7 @@
           <w:i/>
           <w:color w:val="111111"/>
         </w:rPr>
-        <w:t xml:space="preserve">Tempe, AZ, USA</w:t>
+        <w:t xml:space="preserve">Tempe, AZ</w:t>
       </w:r>
     </w:p>
     <w:p>
@@ -1242,7 +1242,7 @@
           <w:i/>
           <w:color w:val="111111"/>
         </w:rPr>
-        <w:t xml:space="preserve">India</w:t>
+        <w:t xml:space="preserve">Gandhinagar, India</w:t>
       </w:r>
     </w:p>
     <w:sectPr>

--- a/resume/roles/ml-engineer/Archit_Agrawal_Machine_Learning_Engineer.docx
+++ b/resume/roles/ml-engineer/Archit_Agrawal_Machine_Learning_Engineer.docx
@@ -337,7 +337,7 @@
           <w:b/>
           <w:color w:val="111111"/>
         </w:rPr>
-        <w:t xml:space="preserve">07/2025 - 06/2026</w:t>
+        <w:t xml:space="preserve">03/2025 - 06/2026</w:t>
       </w:r>
     </w:p>
     <w:p>
